--- a/az/discovery-articles/1.8 Barıt.docx
+++ b/az/discovery-articles/1.8 Barıt.docx
@@ -4,474 +4,314 @@
   <w:body>
     <w:p>
       <w:pPr>
-        <w:keepNext/>
-        <w:spacing w:before="280" w:after="120"/>
+        <w:pStyle w:val="Title"/>
+        <w:widowControl/>
       </w:pPr>
       <w:r>
-        <w:rPr>
-          <w:rFonts w:ascii="Calibri" w:hAnsi="Calibri" w:eastAsia="Calibri"/>
-          <w:b/>
-          <w:i w:val="0"/>
-          <w:color w:val="004E8C"/>
-          <w:sz w:val="44"/>
-        </w:rPr>
         <w:t>1.8 Barıt</w:t>
       </w:r>
     </w:p>
     <w:p>
       <w:pPr>
-        <w:spacing w:after="80"/>
+        <w:keepNext/>
+        <w:widowControl/>
       </w:pPr>
       <w:r>
         <w:rPr>
-          <w:rFonts w:ascii="Calibri" w:hAnsi="Calibri" w:eastAsia="Calibri"/>
-          <w:b w:val="0"/>
-          <w:i/>
-          <w:color w:val="505050"/>
-          <w:sz w:val="22"/>
+          <w:sz w:val="20"/>
         </w:rPr>
-        <w:t>1. Sivilizasiyanın təməlləri</w:t>
-      </w:r>
-    </w:p>
-    <w:p>
-      <w:pPr>
-        <w:spacing w:after="200"/>
-      </w:pPr>
-      <w:r>
-        <w:rPr>
-          <w:rFonts w:ascii="Calibri" w:hAnsi="Calibri" w:eastAsia="Calibri"/>
-          <w:b w:val="0"/>
-          <w:i/>
-          <w:sz w:val="22"/>
-        </w:rPr>
-        <w:t>Dövr: eramızın təxminən 850-ci ili (Çin əlkimyaçılarının kəşfi); eramızın təxminən 1000-ci ilindən geniş hərbi istifadə | Əsas adlar: Tan sülaləsi dövrünün Çin əlkimyaçıları; XIII əsrdən etibarən İslam dünyasına və Avropaya yayılması</w:t>
-      </w:r>
-    </w:p>
-    <w:p>
-      <w:pPr>
-        <w:spacing w:after="160" w:line="276" w:lineRule="auto"/>
-      </w:pPr>
-      <w:r>
-        <w:rPr>
-          <w:rFonts w:ascii="Calibri" w:hAnsi="Calibri" w:eastAsia="Calibri"/>
-          <w:b w:val="0"/>
-          <w:i w:val="0"/>
-          <w:sz w:val="22"/>
-        </w:rPr>
-        <w:t>Barıt çox sürətlə yanan kalium şorası, ağac kömürü və kükürd qarışığıdır. Çində yaradılan bu maddə müharibəni, mədən işini və qala divarları ilə silahlar arasındakı qüvvə nisbətini dəyişdirdi.</w:t>
+        <w:t>1 Sivilizasiyanın təməlləri</w:t>
       </w:r>
     </w:p>
     <w:p>
       <w:pPr>
         <w:keepNext/>
-        <w:spacing w:before="240" w:after="120"/>
+        <w:widowControl/>
       </w:pPr>
       <w:r>
         <w:rPr>
-          <w:rFonts w:ascii="Calibri" w:hAnsi="Calibri" w:eastAsia="Calibri"/>
-          <w:b/>
-          <w:i w:val="0"/>
-          <w:color w:val="004E8C"/>
-          <w:sz w:val="28"/>
+          <w:sz w:val="20"/>
         </w:rPr>
-        <w:t>Əsas faktlar</w:t>
+        <w:t>Dövr: təxminən eramızın 850-ci ili (Çin əlkimyaçılarının kəşfi); təxminən 1000-ci ildən geniş hərbi istifadə | Əsas iştirakçılar: Tan dövrünün Çin əlkimyaçıları; XIII əsrədək İslam dünyasına və Avropaya yayılması</w:t>
+      </w:r>
+    </w:p>
+    <w:p>
+      <w:pPr>
+        <w:widowControl/>
+      </w:pPr>
+      <w:r>
+        <w:t>Barıt şora, ağac kömürü və kükürddən hazırlanan, çox sürətlə yanan qarışıqdır. Çində yaranan bu ixtira müharibəni, mədən işlərini, qala divarları ilə silahlar arasındakı qüvvələr nisbətini dəyişdi.</w:t>
+      </w:r>
+    </w:p>
+    <w:p>
+      <w:pPr>
+        <w:pStyle w:val="Heading1"/>
+        <w:widowControl/>
+      </w:pPr>
+      <w:r>
+        <w:t>Əsas məlumatlar</w:t>
       </w:r>
     </w:p>
     <w:p>
       <w:pPr>
         <w:pStyle w:val="ListBullet"/>
+        <w:widowControl/>
       </w:pPr>
       <w:r>
-        <w:rPr>
-          <w:rFonts w:ascii="Calibri" w:hAnsi="Calibri" w:eastAsia="Calibri"/>
-          <w:b w:val="0"/>
-          <w:i w:val="0"/>
-          <w:sz w:val="22"/>
-        </w:rPr>
-        <w:t>Tan və Sun sülalələri dövründə Çin əlkimyaçıları tərəfindən hazırlanıb</w:t>
+        <w:t>Tan və Sun dövrlərində Çin əlkimyaçıları tərəfindən hazırlandı.</w:t>
       </w:r>
     </w:p>
     <w:p>
       <w:pPr>
         <w:pStyle w:val="ListBullet"/>
+        <w:widowControl/>
       </w:pPr>
       <w:r>
-        <w:rPr>
-          <w:rFonts w:ascii="Calibri" w:hAnsi="Calibri" w:eastAsia="Calibri"/>
-          <w:b w:val="0"/>
-          <w:i w:val="0"/>
-          <w:sz w:val="22"/>
-        </w:rPr>
-        <w:t>Klassik tərkibi kalium nitratdan (şora), ağac kömüründən və kükürddən ibarətdir</w:t>
+        <w:t>Klassik tərkibi kalium-nitratdan — şoradan — ağac kömüründən və kükürddən ibarətdir.</w:t>
       </w:r>
     </w:p>
     <w:p>
       <w:pPr>
         <w:pStyle w:val="ListBullet"/>
+        <w:widowControl/>
       </w:pPr>
       <w:r>
-        <w:rPr>
-          <w:rFonts w:ascii="Calibri" w:hAnsi="Calibri" w:eastAsia="Calibri"/>
-          <w:b w:val="0"/>
-          <w:i w:val="0"/>
-          <w:sz w:val="22"/>
-        </w:rPr>
-        <w:t>Əvvəlcə atəşfəşanlıq, siqnal və yandırıcı qurğular üçün istifadə olunub</w:t>
+        <w:t>Əvvəlcə atəşfəşanlıq, siqnal vermək və yandırıcı vasitələr üçün işlədilirdi.</w:t>
       </w:r>
     </w:p>
     <w:p>
       <w:pPr>
         <w:pStyle w:val="ListBullet"/>
+        <w:widowControl/>
       </w:pPr>
       <w:r>
-        <w:rPr>
-          <w:rFonts w:ascii="Calibri" w:hAnsi="Calibri" w:eastAsia="Calibri"/>
-          <w:b w:val="0"/>
-          <w:i w:val="0"/>
-          <w:sz w:val="22"/>
-        </w:rPr>
-        <w:t>Orta əsrlərin sonlarında odlu silahlar və toplar bütün Avrasiyaya yayılıb</w:t>
+        <w:t>Orta əsrlərin sonrakı dövrlərində odlu silahlar və toplar Avrasiyaya yayıldı.</w:t>
       </w:r>
     </w:p>
     <w:p>
       <w:pPr>
         <w:pStyle w:val="ListBullet"/>
+        <w:widowControl/>
       </w:pPr>
       <w:r>
-        <w:rPr>
-          <w:rFonts w:ascii="Calibri" w:hAnsi="Calibri" w:eastAsia="Calibri"/>
-          <w:b w:val="0"/>
-          <w:i w:val="0"/>
-          <w:sz w:val="22"/>
-        </w:rPr>
-        <w:t>Eyni kimyəvi prinsip sonralar mədən işində və mülki mühəndislikdə tətbiq edilib</w:t>
+        <w:t>Eyni kimyəvi prinsip sonralar mədənçilik və mülki mühəndislikdə istifadə olundu.</w:t>
       </w:r>
     </w:p>
     <w:p>
       <w:pPr>
-        <w:keepNext/>
-        <w:spacing w:before="240" w:after="120"/>
+        <w:pStyle w:val="Heading1"/>
+        <w:widowControl/>
       </w:pPr>
       <w:r>
-        <w:rPr>
-          <w:rFonts w:ascii="Calibri" w:hAnsi="Calibri" w:eastAsia="Calibri"/>
-          <w:b/>
-          <w:i w:val="0"/>
-          <w:color w:val="004E8C"/>
-          <w:sz w:val="28"/>
-        </w:rPr>
         <w:t>Bu nədir</w:t>
       </w:r>
     </w:p>
     <w:p>
       <w:pPr>
-        <w:spacing w:after="160" w:line="276" w:lineRule="auto"/>
+        <w:widowControl/>
       </w:pPr>
       <w:r>
-        <w:rPr>
-          <w:rFonts w:ascii="Calibri" w:hAnsi="Calibri" w:eastAsia="Calibri"/>
-          <w:b w:val="0"/>
-          <w:i w:val="0"/>
-          <w:sz w:val="22"/>
-        </w:rPr>
-        <w:t>Barıt çox sürətlə yanaraq qızmış qazların ani təzyiqini yaradan bərk qarışıqdır və zəif partlayıcı maddələr qrupuna daxildir. Klassik tərkibinə oksigen mənbəyi olan kalium nitrat (şora), yanacaq rolunu oynayan ağac kömürü və alışmanı asanlaşdıran kükürd daxildir. Atəşfəşanlıqda o, işıq və səs yaradır, qapalı lülədə isə mərmini irəli ata bilir. Tərkibində yanma üçün lazım olan oksigen mənbəyi də olduğuna görə barıt qapalı kamerada belə sürətlə yanır.</w:t>
+        <w:t>Barıt detonasiya edən güclü partlayıcılardan fərqli olaraq, çox sürətlə yanıb isti qazları qəfil yaradan bərk qarışıqdır. Klassik tərkibdə şora — oksigen verən kalium-nitrat, yanacaq rolunu oynayan ağac kömürü və alışmanı asanlaşdıran kükürd var. Atəşfəşanlıqda işıq və səs yaradır; qapalı lülədə isə mərmini hərəkətə gətirə bilir. Sadə bənzətmə ilə, yanmaq üçün lazım olan oksigeni özü ilə daşıyan oddur. Buna görə qapalı yerdə də işləyir.</w:t>
       </w:r>
     </w:p>
     <w:p>
       <w:pPr>
-        <w:keepNext/>
-        <w:spacing w:before="240" w:after="120"/>
+        <w:pStyle w:val="Heading1"/>
+        <w:widowControl/>
       </w:pPr>
       <w:r>
-        <w:rPr>
-          <w:rFonts w:ascii="Calibri" w:hAnsi="Calibri" w:eastAsia="Calibri"/>
-          <w:b/>
-          <w:i w:val="0"/>
-          <w:color w:val="004E8C"/>
-          <w:sz w:val="28"/>
-        </w:rPr>
-        <w:t>Onu kim kəşf və ya ixtira edib</w:t>
+        <w:t>Kim kəşf edib və ya yaradıb</w:t>
       </w:r>
     </w:p>
     <w:p>
       <w:pPr>
-        <w:spacing w:after="160" w:line="276" w:lineRule="auto"/>
+        <w:widowControl/>
       </w:pPr>
       <w:r>
-        <w:rPr>
-          <w:rFonts w:ascii="Calibri" w:hAnsi="Calibri" w:eastAsia="Calibri"/>
-          <w:b w:val="0"/>
-          <w:i w:val="0"/>
-          <w:sz w:val="22"/>
-        </w:rPr>
-        <w:t>Müxtəlif eliksirlər və yeni reaksiyalar axtaran Çin əlkimyaçıları şoranı başqa maddələrlə qarışdırır, təhlükəli dərəcədə güclü yanma hallarını qeydə alırdılar. “Barıtın ixtiraçısı” kimi hamının qəbul etdiyi konkret bir ad yoxdur. Sun sülaləsi dövrünün hərbi təlimatlarında artıq barıt silahları təsvir edilirdi. Kəşf təcrübə yolu ilə baş verdi: insanlar müəyyən qarışığın adi oddan qat-qat şiddətli alışdığını müşahidə etdilər.</w:t>
+        <w:t>Həyat iksirləri və maraqlı reaksiyalar axtaran Çin əlkimyaçıları şoranı başqa maddələrlə qarışdırır, təhlükəli alışmaları qeydə alırdılar. Hamının qəbul etdiyi tək bir ixtiraçı adı yoxdur. Sun sülaləsinin hərbi təlimatlarında artıq barıtlı silahlar təsvir edilir. Kəşf təcrübədən doğmuşdu: insanlar adi oddan qat-qat şiddətli alışan qarışıq müşahidə etmişdilər.</w:t>
       </w:r>
     </w:p>
     <w:p>
       <w:pPr>
-        <w:keepNext/>
-        <w:spacing w:before="240" w:after="120"/>
+        <w:pStyle w:val="Heading1"/>
+        <w:widowControl/>
       </w:pPr>
       <w:r>
-        <w:rPr>
-          <w:rFonts w:ascii="Calibri" w:hAnsi="Calibri" w:eastAsia="Calibri"/>
-          <w:b/>
-          <w:i w:val="0"/>
-          <w:color w:val="004E8C"/>
-          <w:sz w:val="28"/>
-        </w:rPr>
-        <w:t>Nə vaxt və necə meydana gəlib</w:t>
+        <w:t>Nə vaxt və necə yaranıb</w:t>
       </w:r>
     </w:p>
     <w:p>
       <w:pPr>
-        <w:spacing w:after="160" w:line="276" w:lineRule="auto"/>
+        <w:widowControl/>
       </w:pPr>
       <w:r>
-        <w:rPr>
-          <w:rFonts w:ascii="Calibri" w:hAnsi="Calibri" w:eastAsia="Calibri"/>
-          <w:b w:val="0"/>
-          <w:i w:val="0"/>
-          <w:sz w:val="22"/>
-        </w:rPr>
-        <w:t>Əsas inkişaf mərhələsi təxminən IX–XIII əsrləri əhatə edən Tan və Sun sülalələri dövrünə təsadüf edir. Reseptlər və silahlar sonralar ticarət və müharibə yolları ilə İslam dünyasına və Avropaya yayıldı. Orta əsrlərin sonlarında toplar uzun müddət sarsılmaz görünən daş qala divarlarını dağıda bilirdi. Əlkimya təcrübələri, saray emalatxanaları və yeni silahlara tələbat bu sənətin inkişafını sürətləndirdi.</w:t>
+        <w:t>Əsas inkişaf dövrü təxminən IX–XIII əsrlərə, Tan və Sun sülalələri zamanına düşür. Hazırlama üsulları və silahlar ticarət və müharibə yolları ilə İslam dünyasına və Avropaya yayıldı. Orta əsrlərin sonlarına doğru toplar əvvəllər sarsılmaz sayılan daş divarları təhlükə altına aldı. Əlkimya, saray emalatxanaları və yeni silahlara tələbat bu sənəti inkişaf etdirirdi.</w:t>
       </w:r>
     </w:p>
     <w:p>
       <w:pPr>
-        <w:keepNext/>
-        <w:spacing w:before="240" w:after="120"/>
+        <w:pStyle w:val="Heading1"/>
+        <w:widowControl/>
       </w:pPr>
       <w:r>
-        <w:rPr>
-          <w:rFonts w:ascii="Calibri" w:hAnsi="Calibri" w:eastAsia="Calibri"/>
-          <w:b/>
-          <w:i w:val="0"/>
-          <w:color w:val="004E8C"/>
-          <w:sz w:val="28"/>
-        </w:rPr>
-        <w:t>Elmi baxımdan əhəmiyyəti</w:t>
+        <w:t>Elm üçün əhəmiyyəti</w:t>
       </w:r>
     </w:p>
     <w:p>
       <w:pPr>
-        <w:spacing w:after="160" w:line="276" w:lineRule="auto"/>
+        <w:widowControl/>
       </w:pPr>
       <w:r>
-        <w:rPr>
-          <w:rFonts w:ascii="Calibri" w:hAnsi="Calibri" w:eastAsia="Calibri"/>
-          <w:b w:val="0"/>
-          <w:i w:val="0"/>
-          <w:sz w:val="22"/>
-        </w:rPr>
-        <w:t>Barıt kimyəvi enerjinin toz şəklində saxlanaraq lazım olan anda buraxıla bildiyini göstərdi. Eyni prinsip sonralar daha güclü partlayıcı maddələrin, raketlərin və daxiliyanma mühərriklərinin yaranmasına yol açdı; onların kimyəvi tərkibi fərqli olsa da, məqsəd enerjini idarə olunan vaxtda azad etməkdir. Elmi baxımdan barıt oksidləşmə prosesinin aydın nümunəsidir: nitrat daşına bilən oksigen mənbəyi rolunu oynayır.</w:t>
+        <w:t>Barıt kimyəvi enerjini toz halında saxlamağın və lazım olan anda buraxmağın mümkün olduğunu göstərdi. Sonralar güclü partlayıcılar, raketlər və daxiliyanma mühərrikləri fərqli kimyəvi proseslərlə eyni məqsədə — enerjini idarə edərək azad etməyə — xidmət etdilər. Elmi baxımdan barıt oksidləşmənin nümunəsidir: nitrat özü ilə oksigen mənbəyi gətirir.</w:t>
       </w:r>
     </w:p>
     <w:p>
       <w:pPr>
-        <w:keepNext/>
-        <w:spacing w:before="240" w:after="120"/>
+        <w:pStyle w:val="Heading1"/>
+        <w:widowControl/>
       </w:pPr>
       <w:r>
-        <w:rPr>
-          <w:rFonts w:ascii="Calibri" w:hAnsi="Calibri" w:eastAsia="Calibri"/>
-          <w:b/>
-          <w:i w:val="0"/>
-          <w:color w:val="004E8C"/>
-          <w:sz w:val="28"/>
-        </w:rPr>
-        <w:t>Sonrakı inkişaflara necə təsir göstərib</w:t>
+        <w:t>Sonrakı inkişafa təsiri</w:t>
       </w:r>
     </w:p>
     <w:p>
       <w:pPr>
-        <w:spacing w:after="160" w:line="276" w:lineRule="auto"/>
+        <w:widowControl/>
       </w:pPr>
       <w:r>
-        <w:rPr>
-          <w:rFonts w:ascii="Calibri" w:hAnsi="Calibri" w:eastAsia="Calibri"/>
-          <w:b w:val="0"/>
-          <w:i w:val="0"/>
-          <w:sz w:val="22"/>
-        </w:rPr>
-        <w:t>Əl odlu silahları, müşketlər və artilleriya orduların və donanmaların quruluşunu dəyişdirdi. Mədənlərdə və kanal tikintisində qayaları parçalamaq üçün partlayışdan istifadə olundu. Çinin odlu oxlarından müasir daşıyıcı raketlərə qədər raket texnologiyası da bu prinsipin davamıdır. Sonralar tüstüsüz barıtın və daha təhlükəsiz partlayıcıların axtarışı həmin kimyəvi inkişaf xəttini davam etdirdi.</w:t>
+        <w:t>Əl odlu silahları, muşketlər və artilleriya quru qoşunlarını və donanmaları dəyişdi. Mədən və kanal tikintisində partlatma ilə süxurlar yarıldı. Çin od oxlarından müasir daşıyıcı raketlərədək raket texnikası da ideya baxımından bu inkişafla bağlıdır. Tüstüsüz barıt və daha təhlükəsiz partlayıcıların axtarışı həmin kimyəvi inkişafın davamı oldu.</w:t>
       </w:r>
     </w:p>
     <w:p>
       <w:pPr>
-        <w:keepNext/>
-        <w:spacing w:before="240" w:after="120"/>
+        <w:pStyle w:val="Heading1"/>
+        <w:widowControl/>
       </w:pPr>
       <w:r>
-        <w:rPr>
-          <w:rFonts w:ascii="Calibri" w:hAnsi="Calibri" w:eastAsia="Calibri"/>
-          <w:b/>
-          <w:i w:val="0"/>
-          <w:color w:val="004E8C"/>
-          <w:sz w:val="28"/>
-        </w:rPr>
         <w:t>İnsan həyatını necə dəyişib</w:t>
       </w:r>
     </w:p>
     <w:p>
       <w:pPr>
-        <w:spacing w:after="160" w:line="276" w:lineRule="auto"/>
+        <w:widowControl/>
       </w:pPr>
       <w:r>
-        <w:rPr>
-          <w:rFonts w:ascii="Calibri" w:hAnsi="Calibri" w:eastAsia="Calibri"/>
-          <w:b w:val="0"/>
-          <w:i w:val="0"/>
-          <w:sz w:val="22"/>
-        </w:rPr>
-        <w:t>Barıt müharibəni daha gurultulu, uzaqmənzilli və həm əsgərlər, həm də dinc əhali üçün daha dağıdıcı etdi. Bununla yanaşı, tunellərin açılmasına və dəmir yollarının çəkilməsinə kömək göstərdi. Atəşfəşanlıq bayram və şənliklərin ifadə vasitəsinə çevrildi. Qala divarlarını dağıdan eyni ixtira bu gün də bayram səmasını işıqlandırır. İnsan cəmiyyəti onunla birlikdə həm yeni güc, həm də yeni qorxu qazandı.</w:t>
+        <w:t>Barıt müharibəni daha gurultulu, uzaqmənzilli və həm əsgərlər, həm də dinc əhali üçün daha dağıdıcı etdi. Eyni zamanda tunellərin açılmasına və dəmir yollarının tikilməsinə kömək etdi. Atəşfəşanlıq bayramların bir hissəsinə çevrildi. Qala divarlarını dağıdan eyni ixtira bu gün də şənlikləri işıqlandırır. Cəmiyyət onunla yeni bir güc və yeni bir təhlükə qazandı.</w:t>
       </w:r>
     </w:p>
     <w:p>
       <w:pPr>
-        <w:keepNext/>
-        <w:spacing w:before="240" w:after="120"/>
+        <w:pStyle w:val="Heading1"/>
+        <w:widowControl/>
       </w:pPr>
       <w:r>
-        <w:rPr>
-          <w:rFonts w:ascii="Calibri" w:hAnsi="Calibri" w:eastAsia="Calibri"/>
-          <w:b/>
-          <w:i w:val="0"/>
-          <w:color w:val="004E8C"/>
-          <w:sz w:val="28"/>
-        </w:rPr>
         <w:t>Mənbələr və istinadlar</w:t>
       </w:r>
     </w:p>
     <w:p>
       <w:pPr>
-        <w:keepNext/>
-        <w:spacing w:before="240" w:after="120"/>
+        <w:pStyle w:val="Heading2"/>
+        <w:widowControl/>
       </w:pPr>
       <w:r>
         <w:rPr>
-          <w:rFonts w:ascii="Calibri" w:hAnsi="Calibri" w:eastAsia="Calibri"/>
-          <w:b/>
-          <w:i w:val="0"/>
-          <w:color w:val="004E8C"/>
-          <w:sz w:val="24"/>
+          <w:sz w:val="20"/>
         </w:rPr>
-        <w:t>A. Kitablar və əsas elmi əsərlər</w:t>
+        <w:t>A Kitablar və əsas elmi əsərlər</w:t>
       </w:r>
     </w:p>
     <w:p>
       <w:pPr>
-        <w:spacing w:after="80"/>
-        <w:ind w:left="360"/>
+        <w:widowControl/>
       </w:pPr>
       <w:r>
         <w:rPr>
-          <w:rFonts w:ascii="Calibri" w:hAnsi="Calibri" w:eastAsia="Calibri"/>
-          <w:b w:val="0"/>
-          <w:i w:val="0"/>
-          <w:sz w:val="22"/>
+          <w:sz w:val="20"/>
         </w:rPr>
         <w:t>1. Needham, Joseph. Science and Civilisation in China, Vol. 5: Chemistry and Chemical Technology. Cambridge: Cambridge University Press, 1986.</w:t>
       </w:r>
     </w:p>
     <w:p>
       <w:pPr>
-        <w:keepNext/>
-        <w:spacing w:before="240" w:after="120"/>
+        <w:pStyle w:val="Heading2"/>
+        <w:widowControl/>
       </w:pPr>
       <w:r>
         <w:rPr>
-          <w:rFonts w:ascii="Calibri" w:hAnsi="Calibri" w:eastAsia="Calibri"/>
-          <w:b/>
-          <w:i w:val="0"/>
-          <w:color w:val="004E8C"/>
-          <w:sz w:val="24"/>
+          <w:sz w:val="20"/>
         </w:rPr>
-        <w:t>C. Təşkilatların materialları və ensiklopedik mənbələr</w:t>
+        <w:t>C Qurumların materialları və ensiklopedik mənbələr</w:t>
       </w:r>
     </w:p>
     <w:p>
       <w:pPr>
-        <w:spacing w:after="80"/>
-        <w:ind w:left="360"/>
+        <w:widowControl/>
       </w:pPr>
       <w:r>
         <w:rPr>
-          <w:rFonts w:ascii="Calibri" w:hAnsi="Calibri" w:eastAsia="Calibri"/>
-          <w:b w:val="0"/>
-          <w:i w:val="0"/>
-          <w:sz w:val="22"/>
+          <w:sz w:val="20"/>
         </w:rPr>
-        <w:t>1. Encyclopaedia Britannica. “Gunpowder” (“Barıt”).</w:t>
-      </w:r>
-      <w:r>
-        <w:rPr>
-          <w:rFonts w:ascii="Calibri" w:hAnsi="Calibri" w:eastAsia="Calibri"/>
-          <w:b w:val="0"/>
-          <w:i w:val="0"/>
-          <w:sz w:val="22"/>
-        </w:rPr>
-        <w:t xml:space="preserve"> </w:t>
+        <w:t xml:space="preserve">1. Encyclopaedia Britannica. 'Gunpowder.' </w:t>
       </w:r>
       <w:hyperlink r:id="rId9">
         <w:r>
           <w:rPr>
-            <w:rFonts w:ascii="Calibri" w:hAnsi="Calibri" w:eastAsia="Calibri"/>
-            <w:b w:val="0"/>
-            <w:i w:val="0"/>
-            <w:sz w:val="22"/>
-            <w:color w:val="0563C1"/>
-            <w:u w:val="single"/>
+            <w:sz w:val="20"/>
           </w:rPr>
           <w:t>https://www.britannica.com/technology/gunpowder</w:t>
         </w:r>
       </w:hyperlink>
+      <w:r>
+        <w:rPr>
+          <w:sz w:val="20"/>
+        </w:rPr>
+      </w:r>
     </w:p>
     <w:p>
       <w:pPr>
-        <w:spacing w:after="80"/>
-        <w:ind w:left="360"/>
+        <w:widowControl/>
       </w:pPr>
       <w:r>
         <w:rPr>
-          <w:rFonts w:ascii="Calibri" w:hAnsi="Calibri" w:eastAsia="Calibri"/>
-          <w:b w:val="0"/>
-          <w:i w:val="0"/>
-          <w:sz w:val="22"/>
+          <w:sz w:val="20"/>
         </w:rPr>
-        <w:t>2. Metropolitan Museum of Art. Heilbrunn Timeline of Art History.</w:t>
-      </w:r>
-      <w:r>
-        <w:rPr>
-          <w:rFonts w:ascii="Calibri" w:hAnsi="Calibri" w:eastAsia="Calibri"/>
-          <w:b w:val="0"/>
-          <w:i w:val="0"/>
-          <w:sz w:val="22"/>
-        </w:rPr>
-        <w:t xml:space="preserve"> </w:t>
+        <w:t xml:space="preserve">2. Metropolitan Museum of Art. Heilbrunn Timeline of Art History. </w:t>
       </w:r>
       <w:hyperlink r:id="rId10">
         <w:r>
           <w:rPr>
-            <w:rFonts w:ascii="Calibri" w:hAnsi="Calibri" w:eastAsia="Calibri"/>
-            <w:b w:val="0"/>
-            <w:i w:val="0"/>
-            <w:sz w:val="22"/>
-            <w:color w:val="0563C1"/>
-            <w:u w:val="single"/>
+            <w:sz w:val="20"/>
           </w:rPr>
           <w:t>https://www.metmuseum.org/toah/</w:t>
         </w:r>
       </w:hyperlink>
+      <w:r>
+        <w:rPr>
+          <w:sz w:val="20"/>
+        </w:rPr>
+      </w:r>
     </w:p>
     <w:sectPr>
-      <w:pgSz w:w="12240" w:h="15840"/>
-      <w:pgMar w:top="1296" w:right="1440" w:bottom="1296" w:left="1440" w:header="720" w:footer="720" w:gutter="0"/>
+      <w:footerReference w:type="default" r:id="rId11"/>
+      <w:pgSz w:w="11906" w:h="16838"/>
+      <w:pgMar w:top="1020" w:right="1134" w:bottom="1020" w:left="1134" w:header="720" w:footer="720" w:gutter="0"/>
       <w:cols w:space="720"/>
       <w:docGrid w:linePitch="360"/>
     </w:sectPr>
   </w:body>
 </w:document>
+</file>
+
+<file path=word/footer1.xml><?xml version="1.0" encoding="utf-8"?>
+<w:ftr xmlns:m="http://schemas.openxmlformats.org/officeDocument/2006/math" xmlns:mc="http://schemas.openxmlformats.org/markup-compatibility/2006" xmlns:mo="http://schemas.microsoft.com/office/mac/office/2008/main" xmlns:mv="urn:schemas-microsoft-com:mac:vml" xmlns:o="urn:schemas-microsoft-com:office:office" xmlns:r="http://schemas.openxmlformats.org/officeDocument/2006/relationships" xmlns:v="urn:schemas-microsoft-com:vml" xmlns:w10="urn:schemas-microsoft-com:office:word" xmlns:w14="http://schemas.microsoft.com/office/word/2010/wordml" xmlns:w="http://schemas.openxmlformats.org/wordprocessingml/2006/main" xmlns:wne="http://schemas.microsoft.com/office/word/2006/wordml" xmlns:wp14="http://schemas.microsoft.com/office/word/2010/wordprocessingDrawing" xmlns:wp="http://schemas.openxmlformats.org/drawingml/2006/wordprocessingDrawing" xmlns:wpc="http://schemas.microsoft.com/office/word/2010/wordprocessingCanvas" xmlns:wpg="http://schemas.microsoft.com/office/word/2010/wordprocessingGroup" xmlns:wpi="http://schemas.microsoft.com/office/word/2010/wordprocessingInk" xmlns:wps="http://schemas.microsoft.com/office/word/2010/wordprocessingShape" mc:Ignorable="w14 wp14">
+  <w:p>
+    <w:pPr>
+      <w:pStyle w:val="Footer"/>
+      <w:jc w:val="right"/>
+    </w:pPr>
+    <w:fldSimple w:instr="PAGE"/>
+  </w:p>
+</w:ftr>
 </file>
 
 <file path=word/numbering.xml><?xml version="1.0" encoding="utf-8"?>
@@ -682,7 +522,7 @@
   <w:docDefaults>
     <w:rPrDefault>
       <w:rPr>
-        <w:rFonts w:asciiTheme="minorHAnsi" w:eastAsiaTheme="minorEastAsia" w:hAnsiTheme="minorHAnsi" w:cstheme="minorBidi"/>
+        <w:rFonts/>
         <w:sz w:val="22"/>
         <w:szCs w:val="22"/>
         <w:lang w:val="en-US" w:eastAsia="en-US" w:bidi="ar-SA"/>
@@ -837,6 +677,15 @@
     <w:name w:val="Normal"/>
     <w:qFormat/>
     <w:rsid w:val="00FC693F"/>
+    <w:pPr>
+      <w:spacing w:after="120" w:line="259" w:lineRule="auto"/>
+    </w:pPr>
+    <w:rPr>
+      <w:rFonts w:ascii="Times New Roman" w:hAnsi="Times New Roman"/>
+      <w:color w:val="000000"/>
+      <w:sz w:val="24"/>
+      <w:lang w:val="az-Latn-AZ"/>
+    </w:rPr>
   </w:style>
   <w:style w:type="paragraph" w:styleId="Header">
     <w:name w:val="header"/>
@@ -893,16 +742,17 @@
     <w:pPr>
       <w:keepNext/>
       <w:keepLines/>
-      <w:spacing w:before="480" w:after="0"/>
+      <w:spacing w:before="480" w:after="120" w:line="259" w:lineRule="auto"/>
       <w:outlineLvl w:val="0"/>
     </w:pPr>
     <w:rPr>
-      <w:rFonts w:asciiTheme="majorHAnsi" w:eastAsiaTheme="majorEastAsia" w:hAnsiTheme="majorHAnsi" w:cstheme="majorBidi"/>
+      <w:rFonts w:ascii="Times New Roman" w:hAnsi="Times New Roman"/>
       <w:b/>
       <w:bCs/>
-      <w:color w:val="365F91" w:themeColor="accent1" w:themeShade="BF"/>
-      <w:sz w:val="28"/>
+      <w:color w:val="000000"/>
+      <w:sz w:val="26"/>
       <w:szCs w:val="28"/>
+      <w:lang w:val="az-Latn-AZ"/>
     </w:rPr>
   </w:style>
   <w:style w:type="paragraph" w:styleId="Heading2">
@@ -917,16 +767,17 @@
     <w:pPr>
       <w:keepNext/>
       <w:keepLines/>
-      <w:spacing w:before="200" w:after="0"/>
+      <w:spacing w:before="200" w:after="120" w:line="259" w:lineRule="auto"/>
       <w:outlineLvl w:val="1"/>
     </w:pPr>
     <w:rPr>
-      <w:rFonts w:asciiTheme="majorHAnsi" w:eastAsiaTheme="majorEastAsia" w:hAnsiTheme="majorHAnsi" w:cstheme="majorBidi"/>
+      <w:rFonts w:ascii="Times New Roman" w:hAnsi="Times New Roman"/>
       <w:b/>
       <w:bCs/>
-      <w:color w:val="4F81BD" w:themeColor="accent1"/>
+      <w:color w:val="000000"/>
       <w:sz w:val="26"/>
       <w:szCs w:val="26"/>
+      <w:lang w:val="az-Latn-AZ"/>
     </w:rPr>
   </w:style>
   <w:style w:type="paragraph" w:styleId="Heading3">
@@ -945,7 +796,7 @@
       <w:outlineLvl w:val="2"/>
     </w:pPr>
     <w:rPr>
-      <w:rFonts w:asciiTheme="majorHAnsi" w:eastAsiaTheme="majorEastAsia" w:hAnsiTheme="majorHAnsi" w:cstheme="majorBidi"/>
+      <w:rFonts/>
       <w:b/>
       <w:bCs/>
       <w:color w:val="4F81BD" w:themeColor="accent1"/>
@@ -968,7 +819,7 @@
       <w:outlineLvl w:val="3"/>
     </w:pPr>
     <w:rPr>
-      <w:rFonts w:asciiTheme="majorHAnsi" w:eastAsiaTheme="majorEastAsia" w:hAnsiTheme="majorHAnsi" w:cstheme="majorBidi"/>
+      <w:rFonts/>
       <w:b/>
       <w:bCs/>
       <w:i/>
@@ -993,7 +844,7 @@
       <w:outlineLvl w:val="4"/>
     </w:pPr>
     <w:rPr>
-      <w:rFonts w:asciiTheme="majorHAnsi" w:eastAsiaTheme="majorEastAsia" w:hAnsiTheme="majorHAnsi" w:cstheme="majorBidi"/>
+      <w:rFonts/>
       <w:color w:val="243F60" w:themeColor="accent1" w:themeShade="7F"/>
     </w:rPr>
   </w:style>
@@ -1014,7 +865,7 @@
       <w:outlineLvl w:val="5"/>
     </w:pPr>
     <w:rPr>
-      <w:rFonts w:asciiTheme="majorHAnsi" w:eastAsiaTheme="majorEastAsia" w:hAnsiTheme="majorHAnsi" w:cstheme="majorBidi"/>
+      <w:rFonts/>
       <w:i/>
       <w:iCs/>
       <w:color w:val="243F60" w:themeColor="accent1" w:themeShade="7F"/>
@@ -1037,7 +888,7 @@
       <w:outlineLvl w:val="6"/>
     </w:pPr>
     <w:rPr>
-      <w:rFonts w:asciiTheme="majorHAnsi" w:eastAsiaTheme="majorEastAsia" w:hAnsiTheme="majorHAnsi" w:cstheme="majorBidi"/>
+      <w:rFonts/>
       <w:i/>
       <w:iCs/>
       <w:color w:val="404040" w:themeColor="text1" w:themeTint="BF"/>
@@ -1060,7 +911,7 @@
       <w:outlineLvl w:val="7"/>
     </w:pPr>
     <w:rPr>
-      <w:rFonts w:asciiTheme="majorHAnsi" w:eastAsiaTheme="majorEastAsia" w:hAnsiTheme="majorHAnsi" w:cstheme="majorBidi"/>
+      <w:rFonts/>
       <w:color w:val="4F81BD" w:themeColor="accent1"/>
       <w:sz w:val="20"/>
       <w:szCs w:val="20"/>
@@ -1083,7 +934,7 @@
       <w:outlineLvl w:val="8"/>
     </w:pPr>
     <w:rPr>
-      <w:rFonts w:asciiTheme="majorHAnsi" w:eastAsiaTheme="majorEastAsia" w:hAnsiTheme="majorHAnsi" w:cstheme="majorBidi"/>
+      <w:rFonts/>
       <w:i/>
       <w:iCs/>
       <w:color w:val="404040" w:themeColor="text1" w:themeTint="BF"/>
@@ -1134,7 +985,7 @@
     <w:uiPriority w:val="9"/>
     <w:rsid w:val="00FC693F"/>
     <w:rPr>
-      <w:rFonts w:asciiTheme="majorHAnsi" w:eastAsiaTheme="majorEastAsia" w:hAnsiTheme="majorHAnsi" w:cstheme="majorBidi"/>
+      <w:rFonts/>
       <w:b/>
       <w:bCs/>
       <w:color w:val="365F91" w:themeColor="accent1" w:themeShade="BF"/>
@@ -1149,7 +1000,7 @@
     <w:uiPriority w:val="9"/>
     <w:rsid w:val="00FC693F"/>
     <w:rPr>
-      <w:rFonts w:asciiTheme="majorHAnsi" w:eastAsiaTheme="majorEastAsia" w:hAnsiTheme="majorHAnsi" w:cstheme="majorBidi"/>
+      <w:rFonts/>
       <w:b/>
       <w:bCs/>
       <w:color w:val="4F81BD" w:themeColor="accent1"/>
@@ -1164,7 +1015,7 @@
     <w:uiPriority w:val="9"/>
     <w:rsid w:val="00FC693F"/>
     <w:rPr>
-      <w:rFonts w:asciiTheme="majorHAnsi" w:eastAsiaTheme="majorEastAsia" w:hAnsiTheme="majorHAnsi" w:cstheme="majorBidi"/>
+      <w:rFonts/>
       <w:b/>
       <w:bCs/>
       <w:color w:val="4F81BD" w:themeColor="accent1"/>
@@ -1179,19 +1030,17 @@
     <w:qFormat/>
     <w:rsid w:val="00FC693F"/>
     <w:pPr>
-      <w:pBdr>
-        <w:bottom w:val="single" w:sz="8" w:space="4" w:color="4F81BD" w:themeColor="accent1"/>
-      </w:pBdr>
-      <w:spacing w:after="300" w:line="240" w:lineRule="auto"/>
+      <w:spacing w:after="120" w:line="259" w:lineRule="auto"/>
       <w:contextualSpacing/>
     </w:pPr>
     <w:rPr>
-      <w:rFonts w:asciiTheme="majorHAnsi" w:eastAsiaTheme="majorEastAsia" w:hAnsiTheme="majorHAnsi" w:cstheme="majorBidi"/>
-      <w:color w:val="17365D" w:themeColor="text2" w:themeShade="BF"/>
+      <w:rFonts w:ascii="Times New Roman" w:hAnsi="Times New Roman"/>
+      <w:color w:val="000000"/>
       <w:spacing w:val="5"/>
       <w:kern w:val="28"/>
-      <w:sz w:val="52"/>
+      <w:sz w:val="40"/>
       <w:szCs w:val="52"/>
+      <w:lang w:val="az-Latn-AZ"/>
     </w:rPr>
   </w:style>
   <w:style w:type="character" w:customStyle="1" w:styleId="TitleChar">
@@ -1201,7 +1050,7 @@
     <w:uiPriority w:val="10"/>
     <w:rsid w:val="00FC693F"/>
     <w:rPr>
-      <w:rFonts w:asciiTheme="majorHAnsi" w:eastAsiaTheme="majorEastAsia" w:hAnsiTheme="majorHAnsi" w:cstheme="majorBidi"/>
+      <w:rFonts/>
       <w:color w:val="17365D" w:themeColor="text2" w:themeShade="BF"/>
       <w:spacing w:val="5"/>
       <w:kern w:val="28"/>
@@ -1223,7 +1072,7 @@
       </w:numPr>
     </w:pPr>
     <w:rPr>
-      <w:rFonts w:asciiTheme="majorHAnsi" w:eastAsiaTheme="majorEastAsia" w:hAnsiTheme="majorHAnsi" w:cstheme="majorBidi"/>
+      <w:rFonts/>
       <w:i/>
       <w:iCs/>
       <w:color w:val="4F81BD" w:themeColor="accent1"/>
@@ -1239,7 +1088,7 @@
     <w:uiPriority w:val="11"/>
     <w:rsid w:val="00FC693F"/>
     <w:rPr>
-      <w:rFonts w:asciiTheme="majorHAnsi" w:eastAsiaTheme="majorEastAsia" w:hAnsiTheme="majorHAnsi" w:cstheme="majorBidi"/>
+      <w:rFonts/>
       <w:i/>
       <w:iCs/>
       <w:color w:val="4F81BD" w:themeColor="accent1"/>
@@ -1364,8 +1213,15 @@
       <w:numPr>
         <w:numId w:val="1"/>
       </w:numPr>
+      <w:spacing w:after="120" w:line="259" w:lineRule="auto"/>
       <w:contextualSpacing/>
     </w:pPr>
+    <w:rPr>
+      <w:rFonts w:ascii="Times New Roman" w:hAnsi="Times New Roman"/>
+      <w:color w:val="000000"/>
+      <w:sz w:val="24"/>
+      <w:lang w:val="az-Latn-AZ"/>
+    </w:rPr>
   </w:style>
   <w:style w:type="paragraph" w:styleId="ListBullet2">
     <w:name w:val="List Bullet 2"/>
@@ -1537,7 +1393,7 @@
     <w:semiHidden/>
     <w:rsid w:val="00FC693F"/>
     <w:rPr>
-      <w:rFonts w:asciiTheme="majorHAnsi" w:eastAsiaTheme="majorEastAsia" w:hAnsiTheme="majorHAnsi" w:cstheme="majorBidi"/>
+      <w:rFonts/>
       <w:b/>
       <w:bCs/>
       <w:i/>
@@ -1553,7 +1409,7 @@
     <w:semiHidden/>
     <w:rsid w:val="00FC693F"/>
     <w:rPr>
-      <w:rFonts w:asciiTheme="majorHAnsi" w:eastAsiaTheme="majorEastAsia" w:hAnsiTheme="majorHAnsi" w:cstheme="majorBidi"/>
+      <w:rFonts/>
       <w:color w:val="243F60" w:themeColor="accent1" w:themeShade="7F"/>
     </w:rPr>
   </w:style>
@@ -1565,7 +1421,7 @@
     <w:semiHidden/>
     <w:rsid w:val="00FC693F"/>
     <w:rPr>
-      <w:rFonts w:asciiTheme="majorHAnsi" w:eastAsiaTheme="majorEastAsia" w:hAnsiTheme="majorHAnsi" w:cstheme="majorBidi"/>
+      <w:rFonts/>
       <w:i/>
       <w:iCs/>
       <w:color w:val="243F60" w:themeColor="accent1" w:themeShade="7F"/>
@@ -1579,7 +1435,7 @@
     <w:semiHidden/>
     <w:rsid w:val="00FC693F"/>
     <w:rPr>
-      <w:rFonts w:asciiTheme="majorHAnsi" w:eastAsiaTheme="majorEastAsia" w:hAnsiTheme="majorHAnsi" w:cstheme="majorBidi"/>
+      <w:rFonts/>
       <w:i/>
       <w:iCs/>
       <w:color w:val="404040" w:themeColor="text1" w:themeTint="BF"/>
@@ -1593,7 +1449,7 @@
     <w:semiHidden/>
     <w:rsid w:val="00FC693F"/>
     <w:rPr>
-      <w:rFonts w:asciiTheme="majorHAnsi" w:eastAsiaTheme="majorEastAsia" w:hAnsiTheme="majorHAnsi" w:cstheme="majorBidi"/>
+      <w:rFonts/>
       <w:color w:val="4F81BD" w:themeColor="accent1"/>
       <w:sz w:val="20"/>
       <w:szCs w:val="20"/>
@@ -1607,7 +1463,7 @@
     <w:semiHidden/>
     <w:rsid w:val="00FC693F"/>
     <w:rPr>
-      <w:rFonts w:asciiTheme="majorHAnsi" w:eastAsiaTheme="majorEastAsia" w:hAnsiTheme="majorHAnsi" w:cstheme="majorBidi"/>
+      <w:rFonts/>
       <w:i/>
       <w:iCs/>
       <w:color w:val="404040" w:themeColor="text1" w:themeTint="BF"/>
@@ -1666,9 +1522,6 @@
     <w:qFormat/>
     <w:rsid w:val="00FC693F"/>
     <w:pPr>
-      <w:pBdr>
-        <w:bottom w:val="single" w:sz="4" w:space="4" w:color="4F81BD" w:themeColor="accent1"/>
-      </w:pBdr>
       <w:spacing w:before="200" w:after="280"/>
       <w:ind w:left="936" w:right="936"/>
     </w:pPr>
@@ -3196,7 +3049,7 @@
         <w:spacing w:before="0" w:after="0" w:line="240" w:lineRule="auto"/>
       </w:pPr>
       <w:rPr>
-        <w:rFonts w:asciiTheme="majorHAnsi" w:eastAsiaTheme="majorEastAsia" w:hAnsiTheme="majorHAnsi" w:cstheme="majorBidi"/>
+        <w:rFonts/>
         <w:b/>
         <w:bCs/>
       </w:rPr>
@@ -3217,7 +3070,7 @@
         <w:spacing w:before="0" w:after="0" w:line="240" w:lineRule="auto"/>
       </w:pPr>
       <w:rPr>
-        <w:rFonts w:asciiTheme="majorHAnsi" w:eastAsiaTheme="majorEastAsia" w:hAnsiTheme="majorHAnsi" w:cstheme="majorBidi"/>
+        <w:rFonts/>
         <w:b/>
         <w:bCs/>
       </w:rPr>
@@ -3235,14 +3088,14 @@
     </w:tblStylePr>
     <w:tblStylePr w:type="firstCol">
       <w:rPr>
-        <w:rFonts w:asciiTheme="majorHAnsi" w:eastAsiaTheme="majorEastAsia" w:hAnsiTheme="majorHAnsi" w:cstheme="majorBidi"/>
+        <w:rFonts/>
         <w:b/>
         <w:bCs/>
       </w:rPr>
     </w:tblStylePr>
     <w:tblStylePr w:type="lastCol">
       <w:rPr>
-        <w:rFonts w:asciiTheme="majorHAnsi" w:eastAsiaTheme="majorEastAsia" w:hAnsiTheme="majorHAnsi" w:cstheme="majorBidi"/>
+        <w:rFonts/>
         <w:b/>
         <w:bCs/>
       </w:rPr>
@@ -3326,7 +3179,7 @@
         <w:spacing w:before="0" w:after="0" w:line="240" w:lineRule="auto"/>
       </w:pPr>
       <w:rPr>
-        <w:rFonts w:asciiTheme="majorHAnsi" w:eastAsiaTheme="majorEastAsia" w:hAnsiTheme="majorHAnsi" w:cstheme="majorBidi"/>
+        <w:rFonts/>
         <w:b/>
         <w:bCs/>
       </w:rPr>
@@ -3347,7 +3200,7 @@
         <w:spacing w:before="0" w:after="0" w:line="240" w:lineRule="auto"/>
       </w:pPr>
       <w:rPr>
-        <w:rFonts w:asciiTheme="majorHAnsi" w:eastAsiaTheme="majorEastAsia" w:hAnsiTheme="majorHAnsi" w:cstheme="majorBidi"/>
+        <w:rFonts/>
         <w:b/>
         <w:bCs/>
       </w:rPr>
@@ -3365,14 +3218,14 @@
     </w:tblStylePr>
     <w:tblStylePr w:type="firstCol">
       <w:rPr>
-        <w:rFonts w:asciiTheme="majorHAnsi" w:eastAsiaTheme="majorEastAsia" w:hAnsiTheme="majorHAnsi" w:cstheme="majorBidi"/>
+        <w:rFonts/>
         <w:b/>
         <w:bCs/>
       </w:rPr>
     </w:tblStylePr>
     <w:tblStylePr w:type="lastCol">
       <w:rPr>
-        <w:rFonts w:asciiTheme="majorHAnsi" w:eastAsiaTheme="majorEastAsia" w:hAnsiTheme="majorHAnsi" w:cstheme="majorBidi"/>
+        <w:rFonts/>
         <w:b/>
         <w:bCs/>
       </w:rPr>
@@ -3456,7 +3309,7 @@
         <w:spacing w:before="0" w:after="0" w:line="240" w:lineRule="auto"/>
       </w:pPr>
       <w:rPr>
-        <w:rFonts w:asciiTheme="majorHAnsi" w:eastAsiaTheme="majorEastAsia" w:hAnsiTheme="majorHAnsi" w:cstheme="majorBidi"/>
+        <w:rFonts/>
         <w:b/>
         <w:bCs/>
       </w:rPr>
@@ -3477,7 +3330,7 @@
         <w:spacing w:before="0" w:after="0" w:line="240" w:lineRule="auto"/>
       </w:pPr>
       <w:rPr>
-        <w:rFonts w:asciiTheme="majorHAnsi" w:eastAsiaTheme="majorEastAsia" w:hAnsiTheme="majorHAnsi" w:cstheme="majorBidi"/>
+        <w:rFonts/>
         <w:b/>
         <w:bCs/>
       </w:rPr>
@@ -3495,14 +3348,14 @@
     </w:tblStylePr>
     <w:tblStylePr w:type="firstCol">
       <w:rPr>
-        <w:rFonts w:asciiTheme="majorHAnsi" w:eastAsiaTheme="majorEastAsia" w:hAnsiTheme="majorHAnsi" w:cstheme="majorBidi"/>
+        <w:rFonts/>
         <w:b/>
         <w:bCs/>
       </w:rPr>
     </w:tblStylePr>
     <w:tblStylePr w:type="lastCol">
       <w:rPr>
-        <w:rFonts w:asciiTheme="majorHAnsi" w:eastAsiaTheme="majorEastAsia" w:hAnsiTheme="majorHAnsi" w:cstheme="majorBidi"/>
+        <w:rFonts/>
         <w:b/>
         <w:bCs/>
       </w:rPr>
@@ -3586,7 +3439,7 @@
         <w:spacing w:before="0" w:after="0" w:line="240" w:lineRule="auto"/>
       </w:pPr>
       <w:rPr>
-        <w:rFonts w:asciiTheme="majorHAnsi" w:eastAsiaTheme="majorEastAsia" w:hAnsiTheme="majorHAnsi" w:cstheme="majorBidi"/>
+        <w:rFonts/>
         <w:b/>
         <w:bCs/>
       </w:rPr>
@@ -3607,7 +3460,7 @@
         <w:spacing w:before="0" w:after="0" w:line="240" w:lineRule="auto"/>
       </w:pPr>
       <w:rPr>
-        <w:rFonts w:asciiTheme="majorHAnsi" w:eastAsiaTheme="majorEastAsia" w:hAnsiTheme="majorHAnsi" w:cstheme="majorBidi"/>
+        <w:rFonts/>
         <w:b/>
         <w:bCs/>
       </w:rPr>
@@ -3625,14 +3478,14 @@
     </w:tblStylePr>
     <w:tblStylePr w:type="firstCol">
       <w:rPr>
-        <w:rFonts w:asciiTheme="majorHAnsi" w:eastAsiaTheme="majorEastAsia" w:hAnsiTheme="majorHAnsi" w:cstheme="majorBidi"/>
+        <w:rFonts/>
         <w:b/>
         <w:bCs/>
       </w:rPr>
     </w:tblStylePr>
     <w:tblStylePr w:type="lastCol">
       <w:rPr>
-        <w:rFonts w:asciiTheme="majorHAnsi" w:eastAsiaTheme="majorEastAsia" w:hAnsiTheme="majorHAnsi" w:cstheme="majorBidi"/>
+        <w:rFonts/>
         <w:b/>
         <w:bCs/>
       </w:rPr>
@@ -3716,7 +3569,7 @@
         <w:spacing w:before="0" w:after="0" w:line="240" w:lineRule="auto"/>
       </w:pPr>
       <w:rPr>
-        <w:rFonts w:asciiTheme="majorHAnsi" w:eastAsiaTheme="majorEastAsia" w:hAnsiTheme="majorHAnsi" w:cstheme="majorBidi"/>
+        <w:rFonts/>
         <w:b/>
         <w:bCs/>
       </w:rPr>
@@ -3737,7 +3590,7 @@
         <w:spacing w:before="0" w:after="0" w:line="240" w:lineRule="auto"/>
       </w:pPr>
       <w:rPr>
-        <w:rFonts w:asciiTheme="majorHAnsi" w:eastAsiaTheme="majorEastAsia" w:hAnsiTheme="majorHAnsi" w:cstheme="majorBidi"/>
+        <w:rFonts/>
         <w:b/>
         <w:bCs/>
       </w:rPr>
@@ -3755,14 +3608,14 @@
     </w:tblStylePr>
     <w:tblStylePr w:type="firstCol">
       <w:rPr>
-        <w:rFonts w:asciiTheme="majorHAnsi" w:eastAsiaTheme="majorEastAsia" w:hAnsiTheme="majorHAnsi" w:cstheme="majorBidi"/>
+        <w:rFonts/>
         <w:b/>
         <w:bCs/>
       </w:rPr>
     </w:tblStylePr>
     <w:tblStylePr w:type="lastCol">
       <w:rPr>
-        <w:rFonts w:asciiTheme="majorHAnsi" w:eastAsiaTheme="majorEastAsia" w:hAnsiTheme="majorHAnsi" w:cstheme="majorBidi"/>
+        <w:rFonts/>
         <w:b/>
         <w:bCs/>
       </w:rPr>
@@ -3846,7 +3699,7 @@
         <w:spacing w:before="0" w:after="0" w:line="240" w:lineRule="auto"/>
       </w:pPr>
       <w:rPr>
-        <w:rFonts w:asciiTheme="majorHAnsi" w:eastAsiaTheme="majorEastAsia" w:hAnsiTheme="majorHAnsi" w:cstheme="majorBidi"/>
+        <w:rFonts/>
         <w:b/>
         <w:bCs/>
       </w:rPr>
@@ -3867,7 +3720,7 @@
         <w:spacing w:before="0" w:after="0" w:line="240" w:lineRule="auto"/>
       </w:pPr>
       <w:rPr>
-        <w:rFonts w:asciiTheme="majorHAnsi" w:eastAsiaTheme="majorEastAsia" w:hAnsiTheme="majorHAnsi" w:cstheme="majorBidi"/>
+        <w:rFonts/>
         <w:b/>
         <w:bCs/>
       </w:rPr>
@@ -3885,14 +3738,14 @@
     </w:tblStylePr>
     <w:tblStylePr w:type="firstCol">
       <w:rPr>
-        <w:rFonts w:asciiTheme="majorHAnsi" w:eastAsiaTheme="majorEastAsia" w:hAnsiTheme="majorHAnsi" w:cstheme="majorBidi"/>
+        <w:rFonts/>
         <w:b/>
         <w:bCs/>
       </w:rPr>
     </w:tblStylePr>
     <w:tblStylePr w:type="lastCol">
       <w:rPr>
-        <w:rFonts w:asciiTheme="majorHAnsi" w:eastAsiaTheme="majorEastAsia" w:hAnsiTheme="majorHAnsi" w:cstheme="majorBidi"/>
+        <w:rFonts/>
         <w:b/>
         <w:bCs/>
       </w:rPr>
@@ -3976,7 +3829,7 @@
         <w:spacing w:before="0" w:after="0" w:line="240" w:lineRule="auto"/>
       </w:pPr>
       <w:rPr>
-        <w:rFonts w:asciiTheme="majorHAnsi" w:eastAsiaTheme="majorEastAsia" w:hAnsiTheme="majorHAnsi" w:cstheme="majorBidi"/>
+        <w:rFonts/>
         <w:b/>
         <w:bCs/>
       </w:rPr>
@@ -3997,7 +3850,7 @@
         <w:spacing w:before="0" w:after="0" w:line="240" w:lineRule="auto"/>
       </w:pPr>
       <w:rPr>
-        <w:rFonts w:asciiTheme="majorHAnsi" w:eastAsiaTheme="majorEastAsia" w:hAnsiTheme="majorHAnsi" w:cstheme="majorBidi"/>
+        <w:rFonts/>
         <w:b/>
         <w:bCs/>
       </w:rPr>
@@ -4015,14 +3868,14 @@
     </w:tblStylePr>
     <w:tblStylePr w:type="firstCol">
       <w:rPr>
-        <w:rFonts w:asciiTheme="majorHAnsi" w:eastAsiaTheme="majorEastAsia" w:hAnsiTheme="majorHAnsi" w:cstheme="majorBidi"/>
+        <w:rFonts/>
         <w:b/>
         <w:bCs/>
       </w:rPr>
     </w:tblStylePr>
     <w:tblStylePr w:type="lastCol">
       <w:rPr>
-        <w:rFonts w:asciiTheme="majorHAnsi" w:eastAsiaTheme="majorEastAsia" w:hAnsiTheme="majorHAnsi" w:cstheme="majorBidi"/>
+        <w:rFonts/>
         <w:b/>
         <w:bCs/>
       </w:rPr>
@@ -5887,7 +5740,7 @@
     </w:tblPr>
     <w:tblStylePr w:type="firstRow">
       <w:rPr>
-        <w:rFonts w:asciiTheme="majorHAnsi" w:eastAsiaTheme="majorEastAsia" w:hAnsiTheme="majorHAnsi" w:cstheme="majorBidi"/>
+        <w:rFonts/>
       </w:rPr>
       <w:tblPr/>
       <w:tcPr>
@@ -5971,7 +5824,7 @@
     </w:tblPr>
     <w:tblStylePr w:type="firstRow">
       <w:rPr>
-        <w:rFonts w:asciiTheme="majorHAnsi" w:eastAsiaTheme="majorEastAsia" w:hAnsiTheme="majorHAnsi" w:cstheme="majorBidi"/>
+        <w:rFonts/>
       </w:rPr>
       <w:tblPr/>
       <w:tcPr>
@@ -6055,7 +5908,7 @@
     </w:tblPr>
     <w:tblStylePr w:type="firstRow">
       <w:rPr>
-        <w:rFonts w:asciiTheme="majorHAnsi" w:eastAsiaTheme="majorEastAsia" w:hAnsiTheme="majorHAnsi" w:cstheme="majorBidi"/>
+        <w:rFonts/>
       </w:rPr>
       <w:tblPr/>
       <w:tcPr>
@@ -6139,7 +5992,7 @@
     </w:tblPr>
     <w:tblStylePr w:type="firstRow">
       <w:rPr>
-        <w:rFonts w:asciiTheme="majorHAnsi" w:eastAsiaTheme="majorEastAsia" w:hAnsiTheme="majorHAnsi" w:cstheme="majorBidi"/>
+        <w:rFonts/>
       </w:rPr>
       <w:tblPr/>
       <w:tcPr>
@@ -6223,7 +6076,7 @@
     </w:tblPr>
     <w:tblStylePr w:type="firstRow">
       <w:rPr>
-        <w:rFonts w:asciiTheme="majorHAnsi" w:eastAsiaTheme="majorEastAsia" w:hAnsiTheme="majorHAnsi" w:cstheme="majorBidi"/>
+        <w:rFonts/>
       </w:rPr>
       <w:tblPr/>
       <w:tcPr>
@@ -6307,7 +6160,7 @@
     </w:tblPr>
     <w:tblStylePr w:type="firstRow">
       <w:rPr>
-        <w:rFonts w:asciiTheme="majorHAnsi" w:eastAsiaTheme="majorEastAsia" w:hAnsiTheme="majorHAnsi" w:cstheme="majorBidi"/>
+        <w:rFonts/>
       </w:rPr>
       <w:tblPr/>
       <w:tcPr>
@@ -6391,7 +6244,7 @@
     </w:tblPr>
     <w:tblStylePr w:type="firstRow">
       <w:rPr>
-        <w:rFonts w:asciiTheme="majorHAnsi" w:eastAsiaTheme="majorEastAsia" w:hAnsiTheme="majorHAnsi" w:cstheme="majorBidi"/>
+        <w:rFonts/>
       </w:rPr>
       <w:tblPr/>
       <w:tcPr>
@@ -6456,7 +6309,7 @@
       <w:spacing w:after="0" w:line="240" w:lineRule="auto"/>
     </w:pPr>
     <w:rPr>
-      <w:rFonts w:asciiTheme="majorHAnsi" w:eastAsiaTheme="majorEastAsia" w:hAnsiTheme="majorHAnsi" w:cstheme="majorBidi"/>
+      <w:rFonts/>
       <w:color w:val="000000" w:themeColor="text1"/>
     </w:rPr>
     <w:tblPr>
@@ -6584,7 +6437,7 @@
       <w:spacing w:after="0" w:line="240" w:lineRule="auto"/>
     </w:pPr>
     <w:rPr>
-      <w:rFonts w:asciiTheme="majorHAnsi" w:eastAsiaTheme="majorEastAsia" w:hAnsiTheme="majorHAnsi" w:cstheme="majorBidi"/>
+      <w:rFonts/>
       <w:color w:val="000000" w:themeColor="text1"/>
     </w:rPr>
     <w:tblPr>
@@ -6712,7 +6565,7 @@
       <w:spacing w:after="0" w:line="240" w:lineRule="auto"/>
     </w:pPr>
     <w:rPr>
-      <w:rFonts w:asciiTheme="majorHAnsi" w:eastAsiaTheme="majorEastAsia" w:hAnsiTheme="majorHAnsi" w:cstheme="majorBidi"/>
+      <w:rFonts/>
       <w:color w:val="000000" w:themeColor="text1"/>
     </w:rPr>
     <w:tblPr>
@@ -6840,7 +6693,7 @@
       <w:spacing w:after="0" w:line="240" w:lineRule="auto"/>
     </w:pPr>
     <w:rPr>
-      <w:rFonts w:asciiTheme="majorHAnsi" w:eastAsiaTheme="majorEastAsia" w:hAnsiTheme="majorHAnsi" w:cstheme="majorBidi"/>
+      <w:rFonts/>
       <w:color w:val="000000" w:themeColor="text1"/>
     </w:rPr>
     <w:tblPr>
@@ -6968,7 +6821,7 @@
       <w:spacing w:after="0" w:line="240" w:lineRule="auto"/>
     </w:pPr>
     <w:rPr>
-      <w:rFonts w:asciiTheme="majorHAnsi" w:eastAsiaTheme="majorEastAsia" w:hAnsiTheme="majorHAnsi" w:cstheme="majorBidi"/>
+      <w:rFonts/>
       <w:color w:val="000000" w:themeColor="text1"/>
     </w:rPr>
     <w:tblPr>
@@ -7096,7 +6949,7 @@
       <w:spacing w:after="0" w:line="240" w:lineRule="auto"/>
     </w:pPr>
     <w:rPr>
-      <w:rFonts w:asciiTheme="majorHAnsi" w:eastAsiaTheme="majorEastAsia" w:hAnsiTheme="majorHAnsi" w:cstheme="majorBidi"/>
+      <w:rFonts/>
       <w:color w:val="000000" w:themeColor="text1"/>
     </w:rPr>
     <w:tblPr>
@@ -7224,7 +7077,7 @@
       <w:spacing w:after="0" w:line="240" w:lineRule="auto"/>
     </w:pPr>
     <w:rPr>
-      <w:rFonts w:asciiTheme="majorHAnsi" w:eastAsiaTheme="majorEastAsia" w:hAnsiTheme="majorHAnsi" w:cstheme="majorBidi"/>
+      <w:rFonts/>
       <w:color w:val="000000" w:themeColor="text1"/>
     </w:rPr>
     <w:tblPr>
@@ -7863,7 +7716,7 @@
       <w:spacing w:after="0" w:line="240" w:lineRule="auto"/>
     </w:pPr>
     <w:rPr>
-      <w:rFonts w:asciiTheme="majorHAnsi" w:eastAsiaTheme="majorEastAsia" w:hAnsiTheme="majorHAnsi" w:cstheme="majorBidi"/>
+      <w:rFonts/>
       <w:color w:val="000000" w:themeColor="text1"/>
     </w:rPr>
     <w:tblPr>
@@ -7988,7 +7841,7 @@
       <w:spacing w:after="0" w:line="240" w:lineRule="auto"/>
     </w:pPr>
     <w:rPr>
-      <w:rFonts w:asciiTheme="majorHAnsi" w:eastAsiaTheme="majorEastAsia" w:hAnsiTheme="majorHAnsi" w:cstheme="majorBidi"/>
+      <w:rFonts/>
       <w:color w:val="000000" w:themeColor="text1"/>
     </w:rPr>
     <w:tblPr>
@@ -8113,7 +7966,7 @@
       <w:spacing w:after="0" w:line="240" w:lineRule="auto"/>
     </w:pPr>
     <w:rPr>
-      <w:rFonts w:asciiTheme="majorHAnsi" w:eastAsiaTheme="majorEastAsia" w:hAnsiTheme="majorHAnsi" w:cstheme="majorBidi"/>
+      <w:rFonts/>
       <w:color w:val="000000" w:themeColor="text1"/>
     </w:rPr>
     <w:tblPr>
@@ -8238,7 +8091,7 @@
       <w:spacing w:after="0" w:line="240" w:lineRule="auto"/>
     </w:pPr>
     <w:rPr>
-      <w:rFonts w:asciiTheme="majorHAnsi" w:eastAsiaTheme="majorEastAsia" w:hAnsiTheme="majorHAnsi" w:cstheme="majorBidi"/>
+      <w:rFonts/>
       <w:color w:val="000000" w:themeColor="text1"/>
     </w:rPr>
     <w:tblPr>
@@ -8363,7 +8216,7 @@
       <w:spacing w:after="0" w:line="240" w:lineRule="auto"/>
     </w:pPr>
     <w:rPr>
-      <w:rFonts w:asciiTheme="majorHAnsi" w:eastAsiaTheme="majorEastAsia" w:hAnsiTheme="majorHAnsi" w:cstheme="majorBidi"/>
+      <w:rFonts/>
       <w:color w:val="000000" w:themeColor="text1"/>
     </w:rPr>
     <w:tblPr>
@@ -8488,7 +8341,7 @@
       <w:spacing w:after="0" w:line="240" w:lineRule="auto"/>
     </w:pPr>
     <w:rPr>
-      <w:rFonts w:asciiTheme="majorHAnsi" w:eastAsiaTheme="majorEastAsia" w:hAnsiTheme="majorHAnsi" w:cstheme="majorBidi"/>
+      <w:rFonts/>
       <w:color w:val="000000" w:themeColor="text1"/>
     </w:rPr>
     <w:tblPr>
@@ -8613,7 +8466,7 @@
       <w:spacing w:after="0" w:line="240" w:lineRule="auto"/>
     </w:pPr>
     <w:rPr>
-      <w:rFonts w:asciiTheme="majorHAnsi" w:eastAsiaTheme="majorEastAsia" w:hAnsiTheme="majorHAnsi" w:cstheme="majorBidi"/>
+      <w:rFonts/>
       <w:color w:val="000000" w:themeColor="text1"/>
     </w:rPr>
     <w:tblPr>

--- a/az/discovery-articles/1.8 Barıt.docx
+++ b/az/discovery-articles/1.8 Barıt.docx
@@ -32,7 +32,7 @@
         <w:rPr>
           <w:sz w:val="20"/>
         </w:rPr>
-        <w:t>Dövr: təxminən eramızın 850-ci ili (Çin əlkimyaçılarının kəşfi); təxminən 1000-ci ildən geniş hərbi istifadə | Əsas iştirakçılar: Tan dövrünün Çin əlkimyaçıları; XIII əsrədək İslam dünyasına və Avropaya yayılması</w:t>
+        <w:t>Dövr: təxminən eramızın 850-ci ili — Çin əlkimyaçılarının kəşfi; təxminən 1000-ci ildən hərbi məqsədlərlə geniş istifadəsi | Əsas iştirakçılar: Tan sülaləsi dövründə yaşamış Çin əlkimyaçıları; XIII əsrədək barıtın İslam dünyasına və Avropaya yayılmasında iştirak edənlər</w:t>
       </w:r>
     </w:p>
     <w:p>
@@ -40,7 +40,7 @@
         <w:widowControl/>
       </w:pPr>
       <w:r>
-        <w:t>Barıt şora, ağac kömürü və kükürddən hazırlanan, çox sürətlə yanan qarışıqdır. Çində yaranan bu ixtira müharibəni, mədən işlərini, qala divarları ilə silahlar arasındakı qüvvələr nisbətini dəyişdi.</w:t>
+        <w:t>Barıt şora, ağac kömürü və kükürddən ibarət, çox sürətlə alışıb yanan qarışıqdır. Çində yaranan bu ixtira döyüş üsullarını və mədən işlərini dəyişdirdi. Barıtlı silahlar gücləndikcə qala divarları əvvəlki müdafiə əhəmiyyətini itirməyə başladı.</w:t>
       </w:r>
     </w:p>
     <w:p>
@@ -58,7 +58,7 @@
         <w:widowControl/>
       </w:pPr>
       <w:r>
-        <w:t>Tan və Sun dövrlərində Çin əlkimyaçıları tərəfindən hazırlandı.</w:t>
+        <w:t>Barıt Çində Tan və Sun sülalələri dövründə əlkimyaçıların təcrübələri nəticəsində yarandı və təkmilləşdi.</w:t>
       </w:r>
     </w:p>
     <w:p>
@@ -67,7 +67,7 @@
         <w:widowControl/>
       </w:pPr>
       <w:r>
-        <w:t>Klassik tərkibi kalium-nitratdan — şoradan — ağac kömüründən və kükürddən ibarətdir.</w:t>
+        <w:t>Ənənəvi tərkibi şoradan — kalium nitratdan, ağac kömüründən və kükürddən ibarətdir.</w:t>
       </w:r>
     </w:p>
     <w:p>
@@ -76,7 +76,7 @@
         <w:widowControl/>
       </w:pPr>
       <w:r>
-        <w:t>Əvvəlcə atəşfəşanlıq, siqnal vermək və yandırıcı vasitələr üçün işlədilirdi.</w:t>
+        <w:t>İlk vaxtlar atəşfəşanlıqda, işarə vermək və yanğın törətmək üçün istifadə olunurdu.</w:t>
       </w:r>
     </w:p>
     <w:p>
@@ -85,7 +85,7 @@
         <w:widowControl/>
       </w:pPr>
       <w:r>
-        <w:t>Orta əsrlərin sonrakı dövrlərində odlu silahlar və toplar Avrasiyaya yayıldı.</w:t>
+        <w:t>Orta əsrlərin sonrakı dövrlərində odlu silahlar və toplar Avrasiyanın müxtəlif bölgələrinə yayıldı.</w:t>
       </w:r>
     </w:p>
     <w:p>
@@ -94,7 +94,7 @@
         <w:widowControl/>
       </w:pPr>
       <w:r>
-        <w:t>Eyni kimyəvi prinsip sonralar mədənçilik və mülki mühəndislikdə istifadə olundu.</w:t>
+        <w:t>Sonralar eyni kimyəvi prinsipdən mədən işlərində və tikintidə də istifadə edildi.</w:t>
       </w:r>
     </w:p>
     <w:p>
@@ -103,15 +103,7 @@
         <w:widowControl/>
       </w:pPr>
       <w:r>
-        <w:t>Bu nədir</w:t>
-      </w:r>
-    </w:p>
-    <w:p>
-      <w:pPr>
-        <w:widowControl/>
-      </w:pPr>
-      <w:r>
-        <w:t>Barıt detonasiya edən güclü partlayıcılardan fərqli olaraq, çox sürətlə yanıb isti qazları qəfil yaradan bərk qarışıqdır. Klassik tərkibdə şora — oksigen verən kalium-nitrat, yanacaq rolunu oynayan ağac kömürü və alışmanı asanlaşdıran kükürd var. Atəşfəşanlıqda işıq və səs yaradır; qapalı lülədə isə mərmini hərəkətə gətirə bilir. Sadə bənzətmə ilə, yanmaq üçün lazım olan oksigeni özü ilə daşıyan oddur. Buna görə qapalı yerdə də işləyir.</w:t>
+        <w:t>Bu nədir?</w:t>
       </w:r>
     </w:p>
     <w:p>
@@ -120,15 +112,7 @@
         <w:widowControl/>
       </w:pPr>
       <w:r>
-        <w:t>Kim kəşf edib və ya yaradıb</w:t>
-      </w:r>
-    </w:p>
-    <w:p>
-      <w:pPr>
-        <w:widowControl/>
-      </w:pPr>
-      <w:r>
-        <w:t>Həyat iksirləri və maraqlı reaksiyalar axtaran Çin əlkimyaçıları şoranı başqa maddələrlə qarışdırır, təhlükəli alışmaları qeydə alırdılar. Hamının qəbul etdiyi tək bir ixtiraçı adı yoxdur. Sun sülaləsinin hərbi təlimatlarında artıq barıtlı silahlar təsvir edilir. Kəşf təcrübədən doğmuşdu: insanlar adi oddan qat-qat şiddətli alışan qarışıq müşahidə etmişdilər.</w:t>
+        <w:t>Barıt çox sürətlə yanaraq qısa müddətdə isti qazlar əmələ gətirən bərk qarışıqdır. Onun təsiri detonasiya ilə, yəni zərbə dalğasının yayılması ilə partlayan güclü partlayıcı maddələrin təsirindən fərqlənir.</w:t>
       </w:r>
     </w:p>
     <w:p>
@@ -137,15 +121,70 @@
         <w:widowControl/>
       </w:pPr>
       <w:r>
-        <w:t>Nə vaxt və necə yaranıb</w:t>
+        <w:t>Ənənəvi barıtın tərkibində üç əsas maddə var: yanma üçün oksigen verən şora, yanacaq rolunu oynayan ağac kömürü və alışmanı asanlaşdıran kükürd. Atəşfəşanlıqda barıt işıq və səs yaradır. Silahın lüləsində isə yanma zamanı yaranan qazların təzyiqi mərmini irəli itələyir.</w:t>
       </w:r>
     </w:p>
     <w:p>
       <w:pPr>
+        <w:pStyle w:val="Heading1"/>
         <w:widowControl/>
       </w:pPr>
       <w:r>
-        <w:t>Əsas inkişaf dövrü təxminən IX–XIII əsrlərə, Tan və Sun sülalələri zamanına düşür. Hazırlama üsulları və silahlar ticarət və müharibə yolları ilə İslam dünyasına və Avropaya yayıldı. Orta əsrlərin sonlarına doğru toplar əvvəllər sarsılmaz sayılan daş divarları təhlükə altına aldı. Əlkimya, saray emalatxanaları və yeni silahlara tələbat bu sənəti inkişaf etdirirdi.</w:t>
+        <w:t>Sadə dillə desək, barıtın yanması üçün lazım olan oksigen onun öz tərkibindədir. Buna görə də o, qapalı yerdə də yana bilir.</w:t>
+      </w:r>
+    </w:p>
+    <w:p>
+      <w:pPr>
+        <w:pStyle w:val="Heading1"/>
+        <w:widowControl/>
+      </w:pPr>
+      <w:r>
+        <w:t>Kim yaradıb?</w:t>
+      </w:r>
+    </w:p>
+    <w:p>
+      <w:pPr>
+        <w:pStyle w:val="Heading1"/>
+        <w:widowControl/>
+      </w:pPr>
+      <w:r>
+        <w:t>Çin əlkimyaçıları ömrü uzadacağına inandıqları həyat iksirini axtarır, müxtəlif maddələrin bir-birinə necə təsir etdiyini öyrənirdilər. Şoranı başqa maddələrlə qarışdırarkən bəzən təhlükəli alışmalarla qarşılaşır və müşahidələrini yazıya alırdılar.</w:t>
+      </w:r>
+    </w:p>
+    <w:p>
+      <w:pPr>
+        <w:pStyle w:val="Heading1"/>
+        <w:widowControl/>
+      </w:pPr>
+      <w:r>
+        <w:t>Barıtın ixtirasını konkret bir şəxsin adı ilə bağlamaq mümkün deyil. Sun sülaləsi dövrünə aid hərbi təlimatlarda isə artıq barıtla işləyən silahların təsvirinə rast gəlinir. Bu kəşf təcrübələrdən doğmuşdu: insanlar bəzi qarışıqların adi yanacaqdan qat-qat sürətlə və şiddətlə yandığını görmüşdülər.</w:t>
+      </w:r>
+    </w:p>
+    <w:p>
+      <w:pPr>
+        <w:pStyle w:val="Heading1"/>
+        <w:widowControl/>
+      </w:pPr>
+      <w:r>
+        <w:t>Nə vaxt və necə yaranıb?</w:t>
+      </w:r>
+    </w:p>
+    <w:p>
+      <w:pPr>
+        <w:pStyle w:val="Heading1"/>
+        <w:widowControl/>
+      </w:pPr>
+      <w:r>
+        <w:t>Barıtın yaranması və ilkin inkişafı əsasən IX–XIII əsrlərə, Çində Tan və Sun sülalələrinin hakimiyyəti dövrünə təsadüf edir. Onun hazırlanmasına dair biliklər və barıtlı silahlar ticarət əlaqələri və müharibələr vasitəsilə İslam dünyasına, oradan da Avropaya yayıldı.</w:t>
+      </w:r>
+    </w:p>
+    <w:p>
+      <w:pPr>
+        <w:pStyle w:val="Heading1"/>
+        <w:widowControl/>
+      </w:pPr>
+      <w:r>
+        <w:t>Orta əsrlərin sonlarına yaxın toplar əvvəllər alınmaz sayılan qalaların daş divarlarını dağıda bilirdi. Əlkimyaçıların təcrübələri, saray emalatxanalarında görülən işlər və yeni silahlara artan tələbat barıt hazırlamaq üsullarının təkmilləşməsinə təkan verirdi.</w:t>
       </w:r>
     </w:p>
     <w:p>
@@ -159,10 +198,20 @@
     </w:p>
     <w:p>
       <w:pPr>
+        <w:pStyle w:val="Heading1"/>
         <w:widowControl/>
       </w:pPr>
       <w:r>
-        <w:t>Barıt kimyəvi enerjini toz halında saxlamağın və lazım olan anda buraxmağın mümkün olduğunu göstərdi. Sonralar güclü partlayıcılar, raketlər və daxiliyanma mühərrikləri fərqli kimyəvi proseslərlə eyni məqsədə — enerjini idarə edərək azad etməyə — xidmət etdilər. Elmi baxımdan barıt oksidləşmənin nümunəsidir: nitrat özü ilə oksigen mənbəyi gətirir.</w:t>
+        <w:t>Barıt göstərdi ki, kimyəvi enerjini bir qarışıqda saxlamaq və lazım olan anda üzə çıxarmaq mümkündür. Sonralar güclü partlayıcı maddələrdə, raketlərdə və daxiliyanma mühərriklərində fərqli kimyəvi proseslərdən istifadə olunsa da, məqsəd oxşar idi: ayrılan enerjini idarə etmək və ondan iş görmək üçün yararlanmaq.</w:t>
+      </w:r>
+    </w:p>
+    <w:p>
+      <w:pPr>
+        <w:pStyle w:val="Heading1"/>
+        <w:widowControl/>
+      </w:pPr>
+      <w:r>
+        <w:t>Kimyəvi baxımdan barıtın yanması oksidləşmə reaksiyasına nümunədir. Tərkibindəki nitrat yanma üçün oksigen mənbəyi rolunu oynayır.</w:t>
       </w:r>
     </w:p>
     <w:p>
@@ -176,10 +225,11 @@
     </w:p>
     <w:p>
       <w:pPr>
+        <w:pStyle w:val="Heading1"/>
         <w:widowControl/>
       </w:pPr>
       <w:r>
-        <w:t>Əl odlu silahları, muşketlər və artilleriya quru qoşunlarını və donanmaları dəyişdi. Mədən və kanal tikintisində partlatma ilə süxurlar yarıldı. Çin od oxlarından müasir daşıyıcı raketlərədək raket texnikası da ideya baxımından bu inkişafla bağlıdır. Tüstüsüz barıt və daha təhlükəsiz partlayıcıların axtarışı həmin kimyəvi inkişafın davamı oldu.</w:t>
+        <w:t>Əldə daşınan odlu silahlar, o cümlədən muşketlər, eləcə də toplar quru və dəniz döyüşlərinin gedişini dəyişdirdi. Barıt yalnız müharibədə işlədilmirdi: mədənlərdə və kanal çəkilişində süxurları parçalamaq üçün də ondan istifadə olunurdu.</w:t>
       </w:r>
     </w:p>
     <w:p>
@@ -188,15 +238,34 @@
         <w:widowControl/>
       </w:pPr>
       <w:r>
-        <w:t>İnsan həyatını necə dəyişib</w:t>
+        <w:t>Çinin qədim od oxlarından müasir daşıyıcı raketlərə qədər uzanan raket texnikasının inkişafı da ideya baxımından bu tarixlə bağlıdır. Sonralar tüstüsüz barıtın hazırlanması və istifadəsi daha təhlükəsiz olan partlayıcı maddələrin axtarışı bu sahədəki kimyəvi tədqiqatların davamına çevrildi.</w:t>
       </w:r>
     </w:p>
     <w:p>
       <w:pPr>
+        <w:pStyle w:val="Heading1"/>
         <w:widowControl/>
       </w:pPr>
       <w:r>
-        <w:t>Barıt müharibəni daha gurultulu, uzaqmənzilli və həm əsgərlər, həm də dinc əhali üçün daha dağıdıcı etdi. Eyni zamanda tunellərin açılmasına və dəmir yollarının tikilməsinə kömək etdi. Atəşfəşanlıq bayramların bir hissəsinə çevrildi. Qala divarlarını dağıdan eyni ixtira bu gün də şənlikləri işıqlandırır. Cəmiyyət onunla yeni bir güc və yeni bir təhlükə qazandı.</w:t>
+        <w:t>İnsan həyatını necə dəyişib?</w:t>
+      </w:r>
+    </w:p>
+    <w:p>
+      <w:pPr>
+        <w:pStyle w:val="Heading1"/>
+        <w:widowControl/>
+      </w:pPr>
+      <w:r>
+        <w:t>Barıtlı silahlar daha uzaq məsafədəki hədəfləri vurmağa imkan verdi. Döyüş meydanlarını gurultu bürüdü, müharibələr həm əsgərlər, həm də dinc əhali üçün daha dağıdıcı oldu.</w:t>
+      </w:r>
+    </w:p>
+    <w:p>
+      <w:pPr>
+        <w:pStyle w:val="Heading1"/>
+        <w:widowControl/>
+      </w:pPr>
+      <w:r>
+        <w:t>Bununla yanaşı, barıtdan tunel açmaq və dəmir yolu çəkmək üçün də istifadə edildi. Atəşfəşanlıq isə bayram və şənliklərin bir hissəsinə çevrildi. Bir vaxtlar qala divarlarını dağıdan ixtira bu gün də bayram gecələrini işıqlandırır. Barıt insanlara böyük güc verdi, ancaq özü ilə yeni təhlükələr də gətirdi.</w:t>
       </w:r>
     </w:p>
     <w:p>
@@ -217,7 +286,7 @@
         <w:rPr>
           <w:sz w:val="20"/>
         </w:rPr>
-        <w:t>A Kitablar və əsas elmi əsərlər</w:t>
+        <w:t>Kitablar və əsas elmi əsərlər</w:t>
       </w:r>
     </w:p>
     <w:p>
@@ -240,7 +309,7 @@
         <w:rPr>
           <w:sz w:val="20"/>
         </w:rPr>
-        <w:t>C Qurumların materialları və ensiklopedik mənbələr</w:t>
+        <w:t>Qurumların materialları və ensiklopedik mənbələr</w:t>
       </w:r>
     </w:p>
     <w:p>
